--- a/docs/capacitacion/guion youtube/anteriores-6-videos/video-1-el-problema/video-1-el-problema.docx
+++ b/docs/capacitacion/guion youtube/anteriores-6-videos/video-1-el-problema/video-1-el-problema.docx
@@ -29,7 +29,7 @@
           <w:b/>
           <w:color w:val="1F4E9A"/>
         </w:rPr>
-        <w:t>[Diapositiva · BioImage-Repro UAM]</w:t>
+        <w:t>[Diapositiva 1 · BioImage-Repro UAM]</w:t>
       </w:r>
     </w:p>
     <w:p>
@@ -60,7 +60,7 @@
           <w:b/>
           <w:color w:val="1F4E9A"/>
         </w:rPr>
-        <w:t>[Diapositiva · ¿Qué es BioImage-Repro UAM?]</w:t>
+        <w:t>[Diapositiva 2 · ¿Qué es BioImage-Repro UAM?]</w:t>
       </w:r>
     </w:p>
     <w:p>
@@ -91,7 +91,7 @@
           <w:b/>
           <w:color w:val="1F4E9A"/>
         </w:rPr>
-        <w:t>[Diapositiva · Los cuatro módulos]</w:t>
+        <w:t>[Diapositiva 3 · Los cuatro módulos]</w:t>
       </w:r>
     </w:p>
     <w:p>
@@ -142,7 +142,7 @@
           <w:b/>
           <w:color w:val="1F4E9A"/>
         </w:rPr>
-        <w:t>[Diapositiva · La agenda de este módulo]</w:t>
+        <w:t>[Diapositiva 4 · La agenda de este módulo]</w:t>
       </w:r>
     </w:p>
     <w:p>
@@ -178,7 +178,7 @@
           <w:b/>
           <w:color w:val="1F4E9A"/>
         </w:rPr>
-        <w:t>[Diapositiva · La inteligencia artificial en la educación y la investigación]</w:t>
+        <w:t>[Diapositiva 5 · La inteligencia artificial en la educación y la investigación]</w:t>
       </w:r>
     </w:p>
     <w:p>
@@ -244,7 +244,7 @@
           <w:b/>
           <w:color w:val="1F4E9A"/>
         </w:rPr>
-        <w:t>[Diapositiva · Microscopía de fluorescencia]</w:t>
+        <w:t>[Diapositiva 6 · Microscopía de fluorescencia]</w:t>
       </w:r>
     </w:p>
     <w:p>
@@ -290,7 +290,7 @@
           <w:b/>
           <w:color w:val="1F4E9A"/>
         </w:rPr>
-        <w:t>[Diapositiva · El caso de estudio]</w:t>
+        <w:t>[Diapositiva 7 · El caso de estudio]</w:t>
       </w:r>
     </w:p>
     <w:p>
@@ -326,7 +326,7 @@
           <w:b/>
           <w:color w:val="1F4E9A"/>
         </w:rPr>
-        <w:t>[Diapositiva · Qué se quiere medir]</w:t>
+        <w:t>[Diapositiva 8 · Qué se quiere medir]</w:t>
       </w:r>
     </w:p>
     <w:p>
@@ -377,7 +377,7 @@
           <w:b/>
           <w:color w:val="1F4E9A"/>
         </w:rPr>
-        <w:t>[Diapositiva · Media y desviación estándar, con un ejemplo]</w:t>
+        <w:t>[Diapositiva 9 · Media y desviación estándar, con un ejemplo]</w:t>
       </w:r>
     </w:p>
     <w:p>
@@ -428,7 +428,7 @@
           <w:b/>
           <w:color w:val="1F4E9A"/>
         </w:rPr>
-        <w:t>[Diapositiva · Para qué sirven estas medidas en una investigación]</w:t>
+        <w:t>[Diapositiva 10 · Para qué sirven estas medidas en una investigación]</w:t>
       </w:r>
     </w:p>
     <w:p>
@@ -474,7 +474,7 @@
           <w:b/>
           <w:color w:val="1F4E9A"/>
         </w:rPr>
-        <w:t>[Diapositiva · Contar y medir a mano]</w:t>
+        <w:t>[Diapositiva 11 · Contar y medir a mano]</w:t>
       </w:r>
     </w:p>
     <w:p>
@@ -525,7 +525,7 @@
           <w:b/>
           <w:color w:val="1F4E9A"/>
         </w:rPr>
-        <w:t>[Diapositiva · Un día de trabajo sin el sistema]</w:t>
+        <w:t>[Diapositiva 12 · Un día de trabajo sin el sistema]</w:t>
       </w:r>
     </w:p>
     <w:p>
@@ -576,7 +576,7 @@
           <w:b/>
           <w:color w:val="1F4E9A"/>
         </w:rPr>
-        <w:t>[Diapositiva · El camino de una imagen a un número]</w:t>
+        <w:t>[Diapositiva 13 · El camino de una imagen a un número]</w:t>
       </w:r>
     </w:p>
     <w:p>

--- a/docs/capacitacion/guion youtube/anteriores-6-videos/video-1-el-problema/video-1-el-problema.docx
+++ b/docs/capacitacion/guion youtube/anteriores-6-videos/video-1-el-problema/video-1-el-problema.docx
@@ -195,7 +195,7 @@
     </w:p>
     <w:p>
       <w:r>
-        <w:t>Empiezo con una pregunta, y no hace falta que la contesten en voz alta: ¿para qué sirve la inteligencia artificial en la educación y en la investigación? Hay muchas respuestas, y una de ellas, que es la que nos interesa hoy, es analizar imágenes. Una persona mira una imagen y reconoce lo que hay en ella. Un programa que aprendió de muchos ejemplos puede hacer algo parecido, y puede hacerlo muchas veces seguidas sin cansarse.</w:t>
+        <w:t>Empiezo con una pregunta: ¿para qué sirve la inteligencia artificial en la educación y en la investigación? Hay muchas respuestas, y una de ellas, que es la que nos interesa hoy, es analizar imágenes. Una persona mira una imagen y reconoce lo que hay en ella. Un programa que aprendió de muchos ejemplos puede hacer algo parecido, y puede hacerlo muchas veces seguidas sin cansarse.</w:t>
       </w:r>
     </w:p>
     <w:p>
@@ -307,7 +307,7 @@
     </w:p>
     <w:p>
       <w:r>
-        <w:t>Les muestro cómo se ve el problema. Esta es una imagen de fluorescencia. Lo que ven son manchas de colores brillantes sobre un fondo oscuro. Cada mancha es la cabeza de un espermatozoide, y a veces se alcanza a ver una línea que sale de ella, que es la cola. Ahora pregunto, sin esperar respuesta: ¿cuántos hay en esta imagen? Lo primero que haría cualquiera es contarlos con la vista, uno por uno. Y si además hay que medir cada uno, ya no basta con mirar.</w:t>
+        <w:t>Les muestro cómo se ve el problema. Esta es una imagen de fluorescencia. Lo que ven son manchas de colores brillantes sobre un fondo oscuro. Cada mancha es la cabeza de un espermatozoide, y a veces se alcanza a ver una línea que sale de ella, que es la cola. ¿Cuántos hay en esta imagen? Lo primero que haría cualquiera es contarlos con la vista, uno por uno. Y si además hay que medir cada uno, ya no basta con mirar.</w:t>
       </w:r>
     </w:p>
     <w:p>
